--- a/methodology.docx
+++ b/methodology.docx
@@ -32,7 +32,7 @@
         <w:pStyle w:val="FirstParagraph"/>
       </w:pPr>
       <w:r>
-        <w:t xml:space="preserve">Randomised controlled experiment. Individual-level randomisation to nudge vs control condition within structured lab sessions across three or more university units spanning Information Systems, Supply Chain Management, and Marketing.</w:t>
+        <w:t xml:space="preserve">Randomised controlled experiment. Individual-level randomisation to nudge vs control condition within structured lab sessions across four university units spanning Information Systems, Supply Chain Management, Marketing, and People and Culture.</w:t>
       </w:r>
     </w:p>
     <w:p>
@@ -68,7 +68,7 @@
         <w:t xml:space="preserve"> </w:t>
       </w:r>
       <w:r>
-        <w:t xml:space="preserve">Curtin students enrolled in participating units (ISYS6018 Information Security Audit and Control, MGMT6076 Supply Chain Digitalisation and Innovation, MKTG1000 Discovering Marketing). Participation is voluntary and does not affect grades.</w:t>
+        <w:t xml:space="preserve">Curtin students enrolled in participating units (ISYS6018 Information Security Audit and Control, MGMT6076 Supply Chain Digitalisation and Innovation, MKTG1000 Discovering Marketing, MGMT3014 Strategic Rewards and Performance Management). Participation is voluntary and does not affect grades.</w:t>
       </w:r>
     </w:p>
     <w:p>
@@ -86,7 +86,7 @@
         <w:t xml:space="preserve"> </w:t>
       </w:r>
       <w:r>
-        <w:t xml:space="preserve">Combined enrolment across three units is approximately 300 students (ISYS6018 ~50, MGMT6076 ~30, MKTG1000 ~220). Estimated 100-200 voluntary participants. A power analysis will be finalised once participation rates are confirmed.</w:t>
+        <w:t xml:space="preserve">Four units with combined enrolment of over 1,000 students. Participation is voluntary; 20-30 students selected per unit, yielding approximately 80-120 participants. A power analysis will be finalised once participation rates are confirmed.</w:t>
       </w:r>
     </w:p>
     <w:p>
